--- a/por/docx/35.content.docx
+++ b/por/docx/35.content.docx
@@ -472,19 +472,7 @@
         <w:rPr>
           <w:lang w:val="pt_PT" w:bidi="pt_PT"/>
         </w:rPr>
-        <w:t xml:space="preserve">Nos dias de Habacuque, a destruição e a violência permeavam a sociedade judaica (veja </w:t>
-      </w:r>
-      <w:r>
-        <w:rPr>
-          <w:lang w:val="pt_PT" w:bidi="pt_PT"/>
-        </w:rPr>
-        <w:t>Introdução ao livro de Habacuque</w:t>
-      </w:r>
-      <w:r>
-        <w:rPr>
-          <w:lang w:val="pt_PT" w:bidi="pt_PT"/>
-        </w:rPr>
-        <w:t>, “Contexto”).</w:t>
+        <w:t>Nos dias de Habacuque, a destruição e a violência permeavam a sociedade judaica (veja Introdução ao livro de Habacuque, “Contexto”).</w:t>
       </w:r>
       <w:r>
         <w:rPr>
